--- a/formularios/plantillas_origen/plantilla_bienvenida.docx
+++ b/formularios/plantillas_origen/plantilla_bienvenida.docx
@@ -160,7 +160,7 @@
           <w:szCs w:val="24"/>
           <w:rtl w:val="0"/>
         </w:rPr>
-        <w:t xml:space="preserve">{{Nombre completo}} </w:t>
+        <w:t xml:space="preserve">{{nombre}} </w:t>
       </w:r>
       <w:r>
         <w:rPr>
